--- a/docao5/Reflexoes_2015_posts_content.docx
+++ b/docao5/Reflexoes_2015_posts_content.docx
@@ -12,9 +12,6 @@
       </w:r>
     </w:p>
     <w:p>
-      <w:r>
-        <w:t xml:space="preserve">URL: </w:t>
-      </w:r>
       <w:hyperlink r:id="rId9">
         <w:r>
           <w:t>http://www.reflexoesdofilosofo.blog.br/2015/12/reclusao-de-fim-de-ano.html</w:t>
@@ -139,9 +136,6 @@
       </w:r>
     </w:p>
     <w:p>
-      <w:r>
-        <w:t xml:space="preserve">URL: </w:t>
-      </w:r>
       <w:hyperlink r:id="rId10">
         <w:r>
           <w:t>http://www.reflexoesdofilosofo.blog.br/2015/12/da-nocao-de-utilidade-humana.html</w:t>
@@ -244,9 +238,6 @@
       </w:r>
     </w:p>
     <w:p>
-      <w:r>
-        <w:t xml:space="preserve">URL: </w:t>
-      </w:r>
       <w:hyperlink r:id="rId11">
         <w:r>
           <w:t>http://www.reflexoesdofilosofo.blog.br/2015/12/platao-guisa-de-introducao.html</w:t>
@@ -377,9 +368,6 @@
       </w:r>
     </w:p>
     <w:p>
-      <w:r>
-        <w:t xml:space="preserve">URL: </w:t>
-      </w:r>
       <w:hyperlink r:id="rId12">
         <w:r>
           <w:t>http://www.reflexoesdofilosofo.blog.br/2015/12/d.html</w:t>
@@ -449,9 +437,6 @@
       </w:r>
     </w:p>
     <w:p>
-      <w:r>
-        <w:t xml:space="preserve">URL: </w:t>
-      </w:r>
       <w:hyperlink r:id="rId13">
         <w:r>
           <w:t>http://www.reflexoesdofilosofo.blog.br/2015/12/sarah-e-o-devir-besouro.html</w:t>
@@ -538,9 +523,6 @@
       </w:r>
     </w:p>
     <w:p>
-      <w:r>
-        <w:t xml:space="preserve">URL: </w:t>
-      </w:r>
       <w:hyperlink r:id="rId14">
         <w:r>
           <w:t>http://www.reflexoesdofilosofo.blog.br/2015/11/nossos-valores.html</w:t>
@@ -628,9 +610,6 @@
       </w:r>
     </w:p>
     <w:p>
-      <w:r>
-        <w:t xml:space="preserve">URL: </w:t>
-      </w:r>
       <w:hyperlink r:id="rId15">
         <w:r>
           <w:t>http://www.reflexoesdofilosofo.blog.br/2015/11/consideracoes-sobre-esse-blog.html</w:t>
@@ -738,9 +717,6 @@
       </w:r>
     </w:p>
     <w:p>
-      <w:r>
-        <w:t xml:space="preserve">URL: </w:t>
-      </w:r>
       <w:hyperlink r:id="rId16">
         <w:r>
           <w:t>http://www.reflexoesdofilosofo.blog.br/2015/10/depurando-o-sujeito.html</w:t>
@@ -819,9 +795,6 @@
       </w:r>
     </w:p>
     <w:p>
-      <w:r>
-        <w:t xml:space="preserve">URL: </w:t>
-      </w:r>
       <w:hyperlink r:id="rId17">
         <w:r>
           <w:t>http://www.reflexoesdofilosofo.blog.br/2015/10/hume-e-teoria-das-probabilidades.html</w:t>
@@ -893,9 +866,6 @@
       </w:r>
     </w:p>
     <w:p>
-      <w:r>
-        <w:t xml:space="preserve">URL: </w:t>
-      </w:r>
       <w:hyperlink r:id="rId18">
         <w:r>
           <w:t>http://www.reflexoesdofilosofo.blog.br/2015/10/dri.html</w:t>
@@ -974,9 +944,6 @@
       </w:r>
     </w:p>
     <w:p>
-      <w:r>
-        <w:t xml:space="preserve">URL: </w:t>
-      </w:r>
       <w:hyperlink r:id="rId19">
         <w:r>
           <w:t>http://www.reflexoesdofilosofo.blog.br/2015/10/aie-escola.html</w:t>
@@ -1242,9 +1209,6 @@
       </w:r>
     </w:p>
     <w:p>
-      <w:r>
-        <w:t xml:space="preserve">URL: </w:t>
-      </w:r>
       <w:hyperlink r:id="rId20">
         <w:r>
           <w:t>http://www.reflexoesdofilosofo.blog.br/2015/10/limpeza-de-terreno.html</w:t>
@@ -1330,9 +1294,6 @@
       </w:r>
     </w:p>
     <w:p>
-      <w:r>
-        <w:t xml:space="preserve">URL: </w:t>
-      </w:r>
       <w:hyperlink r:id="rId21">
         <w:r>
           <w:t>http://www.reflexoesdofilosofo.blog.br/2015/10/politica-sem-sujeito.html</w:t>
@@ -1363,9 +1324,6 @@
       </w:r>
     </w:p>
     <w:p>
-      <w:r>
-        <w:t xml:space="preserve">URL: </w:t>
-      </w:r>
       <w:hyperlink r:id="rId22">
         <w:r>
           <w:t>http://www.reflexoesdofilosofo.blog.br/2015/10/a-fenomenologia-e-guinada-transcendental.html</w:t>
@@ -1601,9 +1559,6 @@
       </w:r>
     </w:p>
     <w:p>
-      <w:r>
-        <w:t xml:space="preserve">URL: </w:t>
-      </w:r>
       <w:hyperlink r:id="rId23">
         <w:r>
           <w:t>http://www.reflexoesdofilosofo.blog.br/2015/10/hume-anti-cartesiano.html</w:t>
@@ -1720,9 +1675,6 @@
       </w:r>
     </w:p>
     <w:p>
-      <w:r>
-        <w:t xml:space="preserve">URL: </w:t>
-      </w:r>
       <w:hyperlink r:id="rId24">
         <w:r>
           <w:t>http://www.reflexoesdofilosofo.blog.br/2015/09/como-reconhecer-o-estruturalismo.html</w:t>
@@ -1771,9 +1723,6 @@
       </w:r>
     </w:p>
     <w:p>
-      <w:r>
-        <w:t xml:space="preserve">URL: </w:t>
-      </w:r>
       <w:hyperlink r:id="rId25">
         <w:r>
           <w:t>http://www.reflexoesdofilosofo.blog.br/2015/09/bando-de-loucos.html</w:t>
@@ -1820,9 +1769,6 @@
       </w:r>
     </w:p>
     <w:p>
-      <w:r>
-        <w:t xml:space="preserve">URL: </w:t>
-      </w:r>
       <w:hyperlink r:id="rId26">
         <w:r>
           <w:t>http://www.reflexoesdofilosofo.blog.br/2015/09/desconstruindo-o-sujeito.html</w:t>
@@ -1859,9 +1805,6 @@
       </w:r>
     </w:p>
     <w:p>
-      <w:r>
-        <w:t xml:space="preserve">URL: </w:t>
-      </w:r>
       <w:hyperlink r:id="rId27">
         <w:r>
           <w:t>http://www.reflexoesdofilosofo.blog.br/2015/08/camadas-de-artificialidade.html</w:t>
@@ -2003,9 +1946,6 @@
       </w:r>
     </w:p>
     <w:p>
-      <w:r>
-        <w:t xml:space="preserve">URL: </w:t>
-      </w:r>
       <w:hyperlink r:id="rId28">
         <w:r>
           <w:t>http://www.reflexoesdofilosofo.blog.br/2015/08/ceticismo-alegre-e-modesto.html</w:t>
@@ -2163,9 +2103,6 @@
       </w:r>
     </w:p>
     <w:p>
-      <w:r>
-        <w:t xml:space="preserve">URL: </w:t>
-      </w:r>
       <w:hyperlink r:id="rId29">
         <w:r>
           <w:t>http://www.reflexoesdofilosofo.blog.br/2015/08/empirismo-logico.html</w:t>
@@ -2302,9 +2239,6 @@
       </w:r>
     </w:p>
     <w:p>
-      <w:r>
-        <w:t xml:space="preserve">URL: </w:t>
-      </w:r>
       <w:hyperlink r:id="rId30">
         <w:r>
           <w:t>http://www.reflexoesdofilosofo.blog.br/2015/08/o-principio-de-nossas-acoes.html</w:t>
@@ -2408,9 +2342,6 @@
       </w:r>
     </w:p>
     <w:p>
-      <w:r>
-        <w:t xml:space="preserve">URL: </w:t>
-      </w:r>
       <w:hyperlink r:id="rId31">
         <w:r>
           <w:t>http://www.reflexoesdofilosofo.blog.br/2015/08/fala-que-eu-te-escuto.html</w:t>
@@ -2582,9 +2513,6 @@
       </w:r>
     </w:p>
     <w:p>
-      <w:r>
-        <w:t xml:space="preserve">URL: </w:t>
-      </w:r>
       <w:hyperlink r:id="rId32">
         <w:r>
           <w:t>http://www.reflexoesdofilosofo.blog.br/2015/07/lixo.html</w:t>
@@ -2643,9 +2571,6 @@
       </w:r>
     </w:p>
     <w:p>
-      <w:r>
-        <w:t xml:space="preserve">URL: </w:t>
-      </w:r>
       <w:hyperlink r:id="rId33">
         <w:r>
           <w:t>http://www.reflexoesdofilosofo.blog.br/2015/07/crenca-cetica.html</w:t>
@@ -2740,9 +2665,6 @@
       </w:r>
     </w:p>
     <w:p>
-      <w:r>
-        <w:t xml:space="preserve">URL: </w:t>
-      </w:r>
       <w:hyperlink r:id="rId34">
         <w:r>
           <w:t>http://www.reflexoesdofilosofo.blog.br/2015/07/como-economizar-energia-mental.html</w:t>
@@ -3037,9 +2959,6 @@
       </w:r>
     </w:p>
     <w:p>
-      <w:r>
-        <w:t xml:space="preserve">URL: </w:t>
-      </w:r>
       <w:hyperlink r:id="rId35">
         <w:r>
           <w:t>http://www.reflexoesdofilosofo.blog.br/2015/07/dois-condicionantes-para-uma-pseudo.html</w:t>
@@ -3124,9 +3043,6 @@
       </w:r>
     </w:p>
     <w:p>
-      <w:r>
-        <w:t xml:space="preserve">URL: </w:t>
-      </w:r>
       <w:hyperlink r:id="rId36">
         <w:r>
           <w:t>http://www.reflexoesdofilosofo.blog.br/2015/07/a-necessidade-da-filosofia.html</w:t>
@@ -3262,9 +3178,6 @@
       </w:r>
     </w:p>
     <w:p>
-      <w:r>
-        <w:t xml:space="preserve">URL: </w:t>
-      </w:r>
       <w:hyperlink r:id="rId37">
         <w:r>
           <w:t>http://www.reflexoesdofilosofo.blog.br/2015/06/a-morte.html</w:t>
@@ -3311,9 +3224,6 @@
       </w:r>
     </w:p>
     <w:p>
-      <w:r>
-        <w:t xml:space="preserve">URL: </w:t>
-      </w:r>
       <w:hyperlink r:id="rId38">
         <w:r>
           <w:t>http://www.reflexoesdofilosofo.blog.br/2015/06/a-filosofia-como-objeto.html</w:t>
@@ -3409,9 +3319,6 @@
       </w:r>
     </w:p>
     <w:p>
-      <w:r>
-        <w:t xml:space="preserve">URL: </w:t>
-      </w:r>
       <w:hyperlink r:id="rId39">
         <w:r>
           <w:t>http://www.reflexoesdofilosofo.blog.br/2015/06/aula-conceito-metafisica.html</w:t>
@@ -3682,9 +3589,6 @@
       </w:r>
     </w:p>
     <w:p>
-      <w:r>
-        <w:t xml:space="preserve">URL: </w:t>
-      </w:r>
       <w:hyperlink r:id="rId40">
         <w:r>
           <w:t>http://www.reflexoesdofilosofo.blog.br/2015/05/dificuldades.html</w:t>
@@ -3751,9 +3655,6 @@
       </w:r>
     </w:p>
     <w:p>
-      <w:r>
-        <w:t xml:space="preserve">URL: </w:t>
-      </w:r>
       <w:hyperlink r:id="rId41">
         <w:r>
           <w:t>http://www.reflexoesdofilosofo.blog.br/2015/05/ciencia-do-pensamento.html</w:t>
@@ -3784,9 +3685,6 @@
       </w:r>
     </w:p>
     <w:p>
-      <w:r>
-        <w:t xml:space="preserve">URL: </w:t>
-      </w:r>
       <w:hyperlink r:id="rId42">
         <w:r>
           <w:t>http://www.reflexoesdofilosofo.blog.br/2015/05/breve-comentario-sobre-religiao.html</w:t>
@@ -3852,9 +3750,6 @@
       </w:r>
     </w:p>
     <w:p>
-      <w:r>
-        <w:t xml:space="preserve">URL: </w:t>
-      </w:r>
       <w:hyperlink r:id="rId43">
         <w:r>
           <w:t>http://www.reflexoesdofilosofo.blog.br/2015/04/objeto-da-fenomenologia-consciencia.html</w:t>
@@ -3945,9 +3840,6 @@
       </w:r>
     </w:p>
     <w:p>
-      <w:r>
-        <w:t xml:space="preserve">URL: </w:t>
-      </w:r>
       <w:hyperlink r:id="rId44">
         <w:r>
           <w:t>http://www.reflexoesdofilosofo.blog.br/2015/05/do-buraco-filosofia-saiu-e-no-buraco.html</w:t>
@@ -3981,9 +3873,6 @@
       </w:r>
     </w:p>
     <w:p>
-      <w:r>
-        <w:t xml:space="preserve">URL: </w:t>
-      </w:r>
       <w:hyperlink r:id="rId45">
         <w:r>
           <w:t>http://www.reflexoesdofilosofo.blog.br/2015/05/distanciamento-e-intimidade-com-o-mundo.html</w:t>
@@ -4091,9 +3980,6 @@
       </w:r>
     </w:p>
     <w:p>
-      <w:r>
-        <w:t xml:space="preserve">URL: </w:t>
-      </w:r>
       <w:hyperlink r:id="rId46">
         <w:r>
           <w:t>http://www.reflexoesdofilosofo.blog.br/2015/05/aula-de-didatica.html</w:t>
@@ -4207,9 +4093,6 @@
       </w:r>
     </w:p>
     <w:p>
-      <w:r>
-        <w:t xml:space="preserve">URL: </w:t>
-      </w:r>
       <w:hyperlink r:id="rId47">
         <w:r>
           <w:t>http://www.reflexoesdofilosofo.blog.br/2015/04/investigacao-fenomenologica-as.html</w:t>
@@ -4339,9 +4222,6 @@
       </w:r>
     </w:p>
     <w:p>
-      <w:r>
-        <w:t xml:space="preserve">URL: </w:t>
-      </w:r>
       <w:hyperlink r:id="rId48">
         <w:r>
           <w:t>http://www.reflexoesdofilosofo.blog.br/2015/04/movimento-fenomenologico.html</w:t>
@@ -4454,9 +4334,6 @@
       </w:r>
     </w:p>
     <w:p>
-      <w:r>
-        <w:t xml:space="preserve">URL: </w:t>
-      </w:r>
       <w:hyperlink r:id="rId49">
         <w:r>
           <w:t>http://www.reflexoesdofilosofo.blog.br/2015/04/bicho-homem.html</w:t>
@@ -4490,9 +4367,6 @@
       </w:r>
     </w:p>
     <w:p>
-      <w:r>
-        <w:t xml:space="preserve">URL: </w:t>
-      </w:r>
       <w:hyperlink r:id="rId50">
         <w:r>
           <w:t>http://www.reflexoesdofilosofo.blog.br/2015/04/resenha-das-orientacoes-curriculares.html</w:t>
@@ -4679,9 +4553,6 @@
       </w:r>
     </w:p>
     <w:p>
-      <w:r>
-        <w:t xml:space="preserve">URL: </w:t>
-      </w:r>
       <w:hyperlink r:id="rId51">
         <w:r>
           <w:t>http://www.reflexoesdofilosofo.blog.br/2015/04/infinito.html</w:t>
@@ -4776,9 +4647,6 @@
       </w:r>
     </w:p>
     <w:p>
-      <w:r>
-        <w:t xml:space="preserve">URL: </w:t>
-      </w:r>
       <w:hyperlink r:id="rId52">
         <w:r>
           <w:t>http://www.reflexoesdofilosofo.blog.br/2015/04/intuicao-e-deducao.html</w:t>
@@ -4915,9 +4783,6 @@
       </w:r>
     </w:p>
     <w:p>
-      <w:r>
-        <w:t xml:space="preserve">URL: </w:t>
-      </w:r>
       <w:hyperlink r:id="rId53">
         <w:r>
           <w:t>http://www.reflexoesdofilosofo.blog.br/2015/04/contra-ead-uma-analise-no-uso-das.html</w:t>
@@ -5060,9 +4925,6 @@
       </w:r>
     </w:p>
     <w:p>
-      <w:r>
-        <w:t xml:space="preserve">URL: </w:t>
-      </w:r>
       <w:hyperlink r:id="rId54">
         <w:r>
           <w:t>http://www.reflexoesdofilosofo.blog.br/2015/04/pessoas-perfeitas.html</w:t>
@@ -5142,9 +5004,6 @@
       </w:r>
     </w:p>
     <w:p>
-      <w:r>
-        <w:t xml:space="preserve">URL: </w:t>
-      </w:r>
       <w:hyperlink r:id="rId55">
         <w:r>
           <w:t>http://www.reflexoesdofilosofo.blog.br/2015/03/mestre-provisorio.html</w:t>
@@ -5220,9 +5079,6 @@
       </w:r>
     </w:p>
     <w:p>
-      <w:r>
-        <w:t xml:space="preserve">URL: </w:t>
-      </w:r>
       <w:hyperlink r:id="rId56">
         <w:r>
           <w:t>http://www.reflexoesdofilosofo.blog.br/2015/03/o-mestre-ignorante-jacques-ranciere.html</w:t>
@@ -5380,9 +5236,6 @@
       </w:r>
     </w:p>
     <w:p>
-      <w:r>
-        <w:t xml:space="preserve">URL: </w:t>
-      </w:r>
       <w:hyperlink r:id="rId57">
         <w:r>
           <w:t>http://www.reflexoesdofilosofo.blog.br/2015/03/ideologia-e-educacao.html</w:t>
@@ -5507,9 +5360,6 @@
       </w:r>
     </w:p>
     <w:p>
-      <w:r>
-        <w:t xml:space="preserve">URL: </w:t>
-      </w:r>
       <w:hyperlink r:id="rId58">
         <w:r>
           <w:t>http://www.reflexoesdofilosofo.blog.br/2015/02/o-direito-de-nao-ter-e-nao-fazer.html</w:t>
@@ -5602,9 +5452,6 @@
       </w:r>
     </w:p>
     <w:p>
-      <w:r>
-        <w:t xml:space="preserve">URL: </w:t>
-      </w:r>
       <w:hyperlink r:id="rId59">
         <w:r>
           <w:t>http://www.reflexoesdofilosofo.blog.br/2015/02/intuicao-e-sensacao.html</w:t>
@@ -5731,9 +5578,6 @@
       </w:r>
     </w:p>
     <w:p>
-      <w:r>
-        <w:t xml:space="preserve">URL: </w:t>
-      </w:r>
       <w:hyperlink r:id="rId60">
         <w:r>
           <w:t>http://www.reflexoesdofilosofo.blog.br/2015/01/o-sistema-e-eu.html</w:t>
@@ -5796,9 +5640,6 @@
       </w:r>
     </w:p>
     <w:p>
-      <w:r>
-        <w:t xml:space="preserve">URL: </w:t>
-      </w:r>
       <w:hyperlink r:id="rId61">
         <w:r>
           <w:t>http://www.reflexoesdofilosofo.blog.br/2015/01/je-suis-charlie.html</w:t>
@@ -5874,9 +5715,6 @@
       </w:r>
     </w:p>
     <w:p>
-      <w:r>
-        <w:t xml:space="preserve">URL: </w:t>
-      </w:r>
       <w:hyperlink r:id="rId62">
         <w:r>
           <w:t>http://www.reflexoesdofilosofo.blog.br/2015/01/colocando-agua-no-capital-cultural.html</w:t>
